--- a/워드/D1_교사용_운영가이드.docx
+++ b/워드/D1_교사용_운영가이드.docx
@@ -553,6 +553,30 @@
               <w:t>실제로 걷을 계획이면 S6에서 문항을 확정한 뒤 그날 안에 걷어야 합니다. 시간이 지나면 흐지부지됩니다.</w:t>
             </w:r>
           </w:p>
+          <w:p>
+            <w:pPr>
+              <w:spacing w:after="20" w:line="312" w:lineRule="auto"/>
+            </w:pPr>
+            <w:r>
+              <w:rPr>
+                <w:rFonts w:ascii="맑은 고딕" w:hAnsi="맑은 고딕" w:eastAsia="맑은 고딕"/>
+                <w:sz w:val="20"/>
+              </w:rPr>
+              <w:t>설문을 실제로 걷으면 학습 효과가 크게 오르지만, 못 걷어도 평가에는 지장이 없습니다.</w:t>
+            </w:r>
+          </w:p>
+          <w:p>
+            <w:pPr>
+              <w:spacing w:after="20" w:line="312" w:lineRule="auto"/>
+            </w:pPr>
+            <w:r>
+              <w:rPr>
+                <w:rFonts w:ascii="맑은 고딕" w:hAnsi="맑은 고딕" w:eastAsia="맑은 고딕"/>
+                <w:sz w:val="20"/>
+              </w:rPr>
+              <w:t>S8에서 보기를 소리 내어 읽게 하면 겹침이 바로 걸립니다. 눈으로는 안 보입니다.</w:t>
+            </w:r>
+          </w:p>
         </w:tc>
       </w:tr>
     </w:tbl>
@@ -4396,6 +4420,130 @@
                 <w:sz w:val="19"/>
               </w:rPr>
               <w:t>S12 안내판의 네 칸을 그대로 옮겨 적게 하면 자연히 나뉩니다.</w:t>
+            </w:r>
+          </w:p>
+        </w:tc>
+      </w:tr>
+      <w:tr>
+        <w:tc>
+          <w:tcPr>
+            <w:tcW w:type="dxa" w:w="2381"/>
+            <w:tcBorders>
+              <w:top w:val="single" w:sz="6" w:space="0" w:color="C8D2E0"/>
+              <w:left w:val="single" w:sz="6" w:space="0" w:color="C8D2E0"/>
+              <w:bottom w:val="single" w:sz="6" w:space="0" w:color="C8D2E0"/>
+              <w:right w:val="single" w:sz="6" w:space="0" w:color="C8D2E0"/>
+            </w:tcBorders>
+            <w:tcMar>
+              <w:top w:w="100" w:type="dxa"/>
+              <w:left w:w="100" w:type="dxa"/>
+              <w:bottom w:w="100" w:type="dxa"/>
+              <w:right w:w="100" w:type="dxa"/>
+            </w:tcMar>
+          </w:tcPr>
+          <w:p>
+            <w:pPr>
+              <w:spacing w:after="0" w:line="288" w:lineRule="auto"/>
+            </w:pPr>
+            <w:r/>
+            <w:r>
+              <w:rPr>
+                <w:rFonts w:ascii="맑은 고딕" w:hAnsi="맑은 고딕" w:eastAsia="맑은 고딕"/>
+                <w:sz w:val="19"/>
+              </w:rPr>
+              <w:t>익명인데도 솔직하게 안 쓴다</w:t>
+            </w:r>
+          </w:p>
+        </w:tc>
+        <w:tc>
+          <w:tcPr>
+            <w:tcW w:type="dxa" w:w="7257"/>
+            <w:tcBorders>
+              <w:top w:val="single" w:sz="6" w:space="0" w:color="C8D2E0"/>
+              <w:left w:val="single" w:sz="6" w:space="0" w:color="C8D2E0"/>
+              <w:bottom w:val="single" w:sz="6" w:space="0" w:color="C8D2E0"/>
+              <w:right w:val="single" w:sz="6" w:space="0" w:color="C8D2E0"/>
+            </w:tcBorders>
+            <w:tcMar>
+              <w:top w:w="100" w:type="dxa"/>
+              <w:left w:w="100" w:type="dxa"/>
+              <w:bottom w:w="100" w:type="dxa"/>
+              <w:right w:w="100" w:type="dxa"/>
+            </w:tcMar>
+          </w:tcPr>
+          <w:p>
+            <w:pPr>
+              <w:spacing w:after="0" w:line="288" w:lineRule="auto"/>
+            </w:pPr>
+            <w:r/>
+            <w:r>
+              <w:rPr>
+                <w:rFonts w:ascii="맑은 고딕" w:hAnsi="맑은 고딕" w:eastAsia="맑은 고딕"/>
+                <w:sz w:val="19"/>
+              </w:rPr>
+              <w:t>누가 걷는지, 결과를 누가 보는지 안내문에 적게 하세요. 그 두 줄이 응답의 솔직함을 좌우합니다.</w:t>
+            </w:r>
+          </w:p>
+        </w:tc>
+      </w:tr>
+      <w:tr>
+        <w:tc>
+          <w:tcPr>
+            <w:tcW w:type="dxa" w:w="2381"/>
+            <w:tcBorders>
+              <w:top w:val="single" w:sz="6" w:space="0" w:color="C8D2E0"/>
+              <w:left w:val="single" w:sz="6" w:space="0" w:color="C8D2E0"/>
+              <w:bottom w:val="single" w:sz="6" w:space="0" w:color="C8D2E0"/>
+              <w:right w:val="single" w:sz="6" w:space="0" w:color="C8D2E0"/>
+            </w:tcBorders>
+            <w:tcMar>
+              <w:top w:w="100" w:type="dxa"/>
+              <w:left w:w="100" w:type="dxa"/>
+              <w:bottom w:w="100" w:type="dxa"/>
+              <w:right w:w="100" w:type="dxa"/>
+            </w:tcMar>
+          </w:tcPr>
+          <w:p>
+            <w:pPr>
+              <w:spacing w:after="0" w:line="288" w:lineRule="auto"/>
+            </w:pPr>
+            <w:r/>
+            <w:r>
+              <w:rPr>
+                <w:rFonts w:ascii="맑은 고딕" w:hAnsi="맑은 고딕" w:eastAsia="맑은 고딕"/>
+                <w:sz w:val="19"/>
+              </w:rPr>
+              <w:t>결과가 예상과 다르게 나왔다</w:t>
+            </w:r>
+          </w:p>
+        </w:tc>
+        <w:tc>
+          <w:tcPr>
+            <w:tcW w:type="dxa" w:w="7257"/>
+            <w:tcBorders>
+              <w:top w:val="single" w:sz="6" w:space="0" w:color="C8D2E0"/>
+              <w:left w:val="single" w:sz="6" w:space="0" w:color="C8D2E0"/>
+              <w:bottom w:val="single" w:sz="6" w:space="0" w:color="C8D2E0"/>
+              <w:right w:val="single" w:sz="6" w:space="0" w:color="C8D2E0"/>
+            </w:tcBorders>
+            <w:tcMar>
+              <w:top w:w="100" w:type="dxa"/>
+              <w:left w:w="100" w:type="dxa"/>
+              <w:bottom w:w="100" w:type="dxa"/>
+              <w:right w:w="100" w:type="dxa"/>
+            </w:tcMar>
+          </w:tcPr>
+          <w:p>
+            <w:pPr>
+              <w:spacing w:after="0" w:line="288" w:lineRule="auto"/>
+            </w:pPr>
+            <w:r/>
+            <w:r>
+              <w:rPr>
+                <w:rFonts w:ascii="맑은 고딕" w:hAnsi="맑은 고딕" w:eastAsia="맑은 고딕"/>
+                <w:sz w:val="19"/>
+              </w:rPr>
+              <w:t>가장 좋은 경우입니다. S12 ‘내가 생각하는 이유’ 칸에서 가장 좋은 글이 나옵니다.</w:t>
             </w:r>
           </w:p>
         </w:tc>
@@ -10749,6 +10897,18 @@
                 <w:sz w:val="20"/>
               </w:rPr>
               <w:t>실제로 걷은 설문 결과로 학급 회의에서 결정을 내리면 다음 수업의 참여도가 달라집니다.</w:t>
+            </w:r>
+          </w:p>
+          <w:p>
+            <w:pPr>
+              <w:spacing w:after="20" w:line="312" w:lineRule="auto"/>
+            </w:pPr>
+            <w:r>
+              <w:rPr>
+                <w:rFonts w:ascii="맑은 고딕" w:hAnsi="맑은 고딕" w:eastAsia="맑은 고딕"/>
+                <w:sz w:val="20"/>
+              </w:rPr>
+              <w:t>D2 비교해서 고르기와 이어 붙이면 ‘의견을 걷어 → 기준을 세워 → 고른다’ 한 흐름이 됩니다.</w:t>
             </w:r>
           </w:p>
         </w:tc>
